--- a/reports/generated reports/phoenix_mobile_vending_and_mobile_food_vending_brochure_report.docx
+++ b/reports/generated reports/phoenix_mobile_vending_and_mobile_food_vending_brochure_report.docx
@@ -4,176 +4,241 @@
   <w:body>
     <w:p>
       <w:r>
-        <w:t>**Food Truck Report for the City of Phoenix**</w:t>
+        <w:t>1. Municipality Report Overview</w:t>
         <w:br/>
         <w:br/>
-        <w:t>**Assessment and Scoring:**</w:t>
+        <w:t>This document provides a comprehensive guide on mobile vending operations, specifically focusing on mobile food vending per the City of Phoenix's guidelines and regulations. It outlines the licensing requirements, fees, definitions, operational restrictions, penalty structures, and zoning ordinances applicable to food trucks and other mobile vendors operating on private property.</w:t>
         <w:br/>
         <w:br/>
-        <w:t>1. **Webpage Dedicated to Food Trucks**: 1 point</w:t>
-        <w:br/>
-        <w:t xml:space="preserve">    - The City of Phoenix provides food truck information as part of a broader section related to mobile vending, which includes other types of mobile businesses.</w:t>
+        <w:t>2. Category Scores and Evidence</w:t>
         <w:br/>
         <w:br/>
-        <w:t>2. **Easy-to-Understand Application Checklist**: 0 points</w:t>
+        <w:t>- Webpage Availability</w:t>
         <w:br/>
-        <w:t xml:space="preserve">    - The Phoenix website lists application requirements, but there is no specific checklist provided in a simplified, consolidated format.</w:t>
+        <w:t xml:space="preserve">  Score: 0</w:t>
+        <w:br/>
+        <w:t xml:space="preserve">  Evidence: No dedicated webpage or section specific to food trucks or mobile food is mentioned in the document. The information is only available through bylaws.</w:t>
         <w:br/>
         <w:br/>
-        <w:t>3. **Operational Guide for Food Truck Licensing**: 0 points</w:t>
+        <w:t>- Easy-to-Understand Application Checklist</w:t>
         <w:br/>
-        <w:t xml:space="preserve">    - No specific operational guide for obtaining a food truck license is available on the website.</w:t>
+        <w:t xml:space="preserve">  Score: 0</w:t>
+        <w:br/>
+        <w:t xml:space="preserve">  Evidence: An application form is mentioned, but no specific checklist is available in the document.</w:t>
         <w:br/>
         <w:br/>
-        <w:t>4. **Clear Display and Links to Relevant Bylaws**: 0 points</w:t>
+        <w:t>- Operational Guide</w:t>
         <w:br/>
-        <w:t xml:space="preserve">    - The bylaws are mentioned and detailed within broader municipal bylaws documents, but they are not specifically linked in a centralized food truck section.</w:t>
+        <w:t xml:space="preserve">  Score: 0</w:t>
+        <w:br/>
+        <w:t xml:space="preserve">  Evidence: No operational guide is provided in the document.</w:t>
         <w:br/>
         <w:br/>
-        <w:t>5. **Accessibility of Bylaws (Translation/Screen Reader Compatibility)**: 0 points</w:t>
+        <w:t>- Applicable Bylaws Listed and Linked</w:t>
         <w:br/>
-        <w:t xml:space="preserve">    - There are no specific indications of accessibility features like translations or screen reader compatibility.</w:t>
+        <w:t xml:space="preserve">  Score: 0</w:t>
+        <w:br/>
+        <w:t xml:space="preserve">  Evidence: Bylaws specific to food trucks are outlined, but there are no mentions of direct links provided in a dedicated section.</w:t>
         <w:br/>
         <w:br/>
-        <w:t>6. **Penalties for Violating Food Truck Bylaws**: 1 point</w:t>
+        <w:t>- Accessibility Standards for Bylaws</w:t>
         <w:br/>
-        <w:t xml:space="preserve">    - General penalties applicable to multiple business types are described, but not specifically detailed for food trucks.</w:t>
+        <w:t xml:space="preserve">  Score: 0</w:t>
+        <w:br/>
+        <w:t xml:space="preserve">  Evidence: No information on accessibility features, such as language translation or compatibility with screen readers, is provided.</w:t>
         <w:br/>
         <w:br/>
-        <w:t>7. **Provincial Business License (Mandatory)**: N/A</w:t>
+        <w:t>- Clear Penalties for Violating Bylaws</w:t>
+        <w:br/>
+        <w:t xml:space="preserve">  Score: 1</w:t>
+        <w:br/>
+        <w:t xml:space="preserve">  Evidence: Penalties are detailed in a broad sense (fines range from $50 to $2,500), but there's no indication of fines being specific to food trucks.</w:t>
         <w:br/>
         <w:br/>
-        <w:t>8. **Provincial Food Business License (Uncommon)**: N/A</w:t>
+        <w:t>- Provincial Business License</w:t>
+        <w:br/>
+        <w:t xml:space="preserve">  Score: 0</w:t>
+        <w:br/>
+        <w:t xml:space="preserve">  Evidence: No information regarding provincial business licenses is provided.</w:t>
         <w:br/>
         <w:br/>
-        <w:t>9. **Municipal Business License**: 2 points</w:t>
+        <w:t>- Provincial Food Business License</w:t>
         <w:br/>
-        <w:t xml:space="preserve">    - The website provides detailed information and requirements for obtaining municipal business licenses, with relevant links.</w:t>
+        <w:t xml:space="preserve">  Score: 0</w:t>
+        <w:br/>
+        <w:t xml:space="preserve">  Evidence: No information on provincial food business licensing is provided.</w:t>
         <w:br/>
         <w:br/>
-        <w:t>10. **Municipal Food Business/Food Truck License**: 2 points</w:t>
+        <w:t>- Municipal Business License</w:t>
         <w:br/>
-        <w:t xml:space="preserve">    - Information about licensing requirements for mobile food vending is detailed, and there are links to additional resources.</w:t>
+        <w:t xml:space="preserve">  Score: 0</w:t>
+        <w:br/>
+        <w:t xml:space="preserve">  Evidence: Municipal business licensing specifics are not covered in the document.</w:t>
         <w:br/>
         <w:br/>
-        <w:t>11. **Retail License for CPG (Uncommon)**: N/A</w:t>
+        <w:t>- Municipal Food Business/Food Truck License</w:t>
+        <w:br/>
+        <w:t xml:space="preserve">  Score: 0</w:t>
+        <w:br/>
+        <w:t xml:space="preserve">  Evidence: No specific mention of food truck license requirements is found.</w:t>
         <w:br/>
         <w:br/>
-        <w:t>12. **Curbside Vending on City Streets**: 1 point</w:t>
+        <w:t>- Retail License for CPG</w:t>
         <w:br/>
-        <w:t xml:space="preserve">    - Curbside vending is allowed with clearly defined restrictions as detailed in zoning ordinances.</w:t>
+        <w:t xml:space="preserve">  Score: 0</w:t>
+        <w:br/>
+        <w:t xml:space="preserve">  Evidence: The document does not address retail licenses for consumer packaged goods.</w:t>
         <w:br/>
         <w:br/>
-        <w:t>13. **Fees for On-Street Parking**: 0 points</w:t>
+        <w:t>- Curbside Vending</w:t>
         <w:br/>
-        <w:t xml:space="preserve">    - No specific fees are mentioned regarding on-street parking for food trucks, indicating it may be unspecified or charged via standard metered parking.</w:t>
+        <w:t xml:space="preserve">  Score: 0</w:t>
+        <w:br/>
+        <w:t xml:space="preserve">  Evidence: Curbside vending permissions are not mentioned.</w:t>
         <w:br/>
         <w:br/>
-        <w:t>14. **Noise Bylaws Impacting Operating Hours**: 1 point</w:t>
+        <w:t>- Fees for On-Street Parking</w:t>
         <w:br/>
-        <w:t xml:space="preserve">    - Operating hours align with general noise ordinance bylaws.</w:t>
+        <w:t xml:space="preserve">  Score: 0</w:t>
+        <w:br/>
+        <w:t xml:space="preserve">  Evidence: On-street parking fees are not addressed.</w:t>
         <w:br/>
         <w:br/>
-        <w:t>15. **Traffic Bylaws Restricting Operating Hours or Locations**: 1 point</w:t>
+        <w:t>- Noise Bylaws</w:t>
         <w:br/>
-        <w:t xml:space="preserve">    - Operating hours comply with traffic restriction bylaws.</w:t>
+        <w:t xml:space="preserve">  Score: 1</w:t>
+        <w:br/>
+        <w:t xml:space="preserve">  Evidence: Noise bylaws restrict operations; food truck operations have limited hours due to noise restrictions. </w:t>
         <w:br/>
         <w:br/>
-        <w:t>16. **Time Restrictions on Food Truck Operations**: 1 point</w:t>
+        <w:t>- Traffic Bylaws</w:t>
         <w:br/>
-        <w:t xml:space="preserve">    - Food truck operations are limited but allowable for over 3 hours.</w:t>
+        <w:t xml:space="preserve">  Score: 1</w:t>
+        <w:br/>
+        <w:t xml:space="preserve">  Evidence: Operations hours are aligned with traffic restriction bylaws, as specific hours are provided for operations.</w:t>
         <w:br/>
         <w:br/>
-        <w:t>17. **Anti-CPG Restrictions**: 2 points</w:t>
+        <w:t>- Time Restrictions on Operations</w:t>
         <w:br/>
-        <w:t xml:space="preserve">    - There are no specific prohibitions against selling branded Consumer Packaged Goods from food trucks.</w:t>
+        <w:t xml:space="preserve">  Score: 2</w:t>
+        <w:br/>
+        <w:t xml:space="preserve">  Evidence: Specific time restrictions are laid out, allowing operations greater than 5 hours (6:00 am - 2:00 am).</w:t>
         <w:br/>
         <w:br/>
-        <w:t>18. **Operating on Private Property**: 2 points</w:t>
+        <w:t>- Limitations on Sale of CPG</w:t>
         <w:br/>
-        <w:t xml:space="preserve">    - Food trucks are allowed to operate on private property without restrictions beyond general requirements.</w:t>
+        <w:t xml:space="preserve">  Score: 0</w:t>
+        <w:br/>
+        <w:t xml:space="preserve">  Evidence: No mention of limitations on the sale of consumer packaged goods.</w:t>
         <w:br/>
         <w:br/>
-        <w:t>19. **Proximity to Other Food Service Businesses**: 0 points</w:t>
+        <w:t>- Operations on Private Property</w:t>
         <w:br/>
-        <w:t xml:space="preserve">    - Food trucks must adhere to proximity restrictions when operating near other food vendors.</w:t>
+        <w:t xml:space="preserve">  Score: 1</w:t>
+        <w:br/>
+        <w:t xml:space="preserve">  Evidence: Permission with restrictions is indicated, as detailed in the document.</w:t>
         <w:br/>
         <w:br/>
-        <w:t>20. **Restrictions Near Non-Food Service Businesses**: 0 points</w:t>
+        <w:t>- Proximity Regulations to Other Food Businesses</w:t>
         <w:br/>
-        <w:t xml:space="preserve">    - There are limitations on operating near schools during certain hours, indicating some specific proximity restrictions.</w:t>
+        <w:t xml:space="preserve">  Score: 0</w:t>
+        <w:br/>
+        <w:t xml:space="preserve">  Evidence: Document specifies minimum distance from another mobile vendor; strict limitations are imposed.</w:t>
         <w:br/>
         <w:br/>
-        <w:t>21. **Limit on Number of Food Trucks in a Geographic Area**: 0 points</w:t>
+        <w:t>- Proximity Regulations to Non-Food Businesses</w:t>
         <w:br/>
-        <w:t xml:space="preserve">    - There are limitations based on zoning and other regulations restricting the density of food trucks.</w:t>
+        <w:t xml:space="preserve">  Score: 0</w:t>
+        <w:br/>
+        <w:t xml:space="preserve">  Evidence: Restrictions apply near schools and other sensitive locations per the document.</w:t>
         <w:br/>
         <w:br/>
-        <w:t>22. **Designated Parking Locations**: 1 point</w:t>
+        <w:t>- Limitations on Number of Trucks</w:t>
         <w:br/>
-        <w:t xml:space="preserve">    - Food trucks are limited to defined locations, with specific conditions mentioned.</w:t>
+        <w:t xml:space="preserve">  Score: 0</w:t>
+        <w:br/>
+        <w:t xml:space="preserve">  Evidence: Proximity restrictions effectively limit the number of trucks that can operate in areas.</w:t>
         <w:br/>
         <w:br/>
-        <w:t>23. **Operating on Private Property Restrictions Beyond Owner Permission**: 0 points</w:t>
+        <w:t>- Designated Parking Locations</w:t>
         <w:br/>
-        <w:t xml:space="preserve">    - Restrictions include compliance with connection permits for utilities and removal during non-operating hours.</w:t>
+        <w:t xml:space="preserve">  Score: 0</w:t>
+        <w:br/>
+        <w:t xml:space="preserve">  Evidence: No specific parking locations or maps identified.</w:t>
         <w:br/>
         <w:br/>
-        <w:t>24. **Local Authority for Food Safety Inspections**: 1 point</w:t>
+        <w:t>- Additional Restrictions for Private Property</w:t>
         <w:br/>
-        <w:t xml:space="preserve">    - The local health department is named, but no direct links to their food safety regulations are provided.</w:t>
+        <w:t xml:space="preserve">  Score: 1</w:t>
+        <w:br/>
+        <w:t xml:space="preserve">  Evidence: Beyond owner permission, no further restrictions for private property operation are indicated.</w:t>
         <w:br/>
         <w:br/>
-        <w:t>25. **Direct Link to Food Safety Authority**: 0 points</w:t>
+        <w:t>- Food Safety Inspections Authority</w:t>
         <w:br/>
-        <w:t xml:space="preserve">    - No direct link is provided to the local authority’s website.</w:t>
+        <w:t xml:space="preserve">  Score: 0</w:t>
+        <w:br/>
+        <w:t xml:space="preserve">  Evidence: No mention of the local authority responsible for food safety inspections.</w:t>
         <w:br/>
         <w:br/>
-        <w:t>26. **Insurance Requirements**: 0 points</w:t>
+        <w:t>- Links to Food Safety Authority</w:t>
         <w:br/>
-        <w:t xml:space="preserve">    - Insurance requirements are mentioned but lack specificity.</w:t>
+        <w:t xml:space="preserve">  Score: 0</w:t>
+        <w:br/>
+        <w:t xml:space="preserve">  Evidence: No direct links to the food safety authority are provided.</w:t>
         <w:br/>
         <w:br/>
-        <w:t>27. **Interior Physical Requirements for Food Trucks**: 1 point</w:t>
+        <w:t>- Insurance Requirements</w:t>
         <w:br/>
-        <w:t xml:space="preserve">    - There are some specifications detailed in municipal bylaws regarding mobile food vending units.</w:t>
+        <w:t xml:space="preserve">  Score: 0</w:t>
+        <w:br/>
+        <w:t xml:space="preserve">  Evidence: No specific insurance requirements are detailed.</w:t>
         <w:br/>
         <w:br/>
-        <w:t>28. **Exterior Appearance Guidelines**: 0 points</w:t>
+        <w:t>- Interior Truck Specifications</w:t>
         <w:br/>
-        <w:t xml:space="preserve">    - There are no detailed guidelines on the municipal website or in the bylaws.</w:t>
+        <w:t xml:space="preserve">  Score: 0</w:t>
+        <w:br/>
+        <w:t xml:space="preserve">  Evidence: No requirements for interior specifications of food trucks are provided.</w:t>
         <w:br/>
         <w:br/>
-        <w:t>**Total Score: 24 points**</w:t>
+        <w:t>- Exterior Truck Guidelines</w:t>
+        <w:br/>
+        <w:t xml:space="preserve">  Score: 0</w:t>
+        <w:br/>
+        <w:t xml:space="preserve">  Evidence: No guidelines regarding exterior appearance or signage are found.</w:t>
         <w:br/>
         <w:br/>
-        <w:t>**Key Findings:**</w:t>
-        <w:br/>
-        <w:t>- Phoenix provides substantial information regarding licensing but lacks centralized resources for food trucks specifically.</w:t>
-        <w:br/>
-        <w:t>- Food trucks face notable restrictions on where they can operate and in proximity to other vendors and businesses.</w:t>
-        <w:br/>
-        <w:t>- Accessibility and clarity of bylaws could be improved to accommodate diverse operators.</w:t>
-        <w:br/>
-        <w:t>- Insurance and interior/exterior truck guidelines lack detailed specifications, which could benefit operators seeking compliance.</w:t>
+        <w:t>3. Total Score</w:t>
         <w:br/>
         <w:br/>
-        <w:t>**Recommendations:**</w:t>
-        <w:br/>
-        <w:t>1. Create a centralized online hub specifically for food trucks, including checklists and direct links to pertinent documents and bylaws.</w:t>
-        <w:br/>
-        <w:t>2. Enhance accessibility features for compliance information, such as translation options and screen reader compatibility.</w:t>
-        <w:br/>
-        <w:t>3. Develop a clear operational guide and checklist to assist new entrepreneurs in navigating the licensing process.</w:t>
-        <w:br/>
-        <w:t>4. Provide clear information and consistent updates on fees and requirements related to operating permits, especially concerning fees for on-street parking.</w:t>
-        <w:br/>
-        <w:t>5. Clarify insurance requirements to include specific liability limits and other necessary provisions to aid food truck operators in ensuring compliance.</w:t>
-        <w:br/>
-        <w:t>6. Highlight and streamline process descriptions for food safety compliance, possibly incorporating direct links to the local health department’s guidelines.</w:t>
+        <w:t>Total Score: 8 / 40</w:t>
         <w:br/>
         <w:br/>
-        <w:t>Phoenix offers robust opportunities for food trucks within the bounds of regulatory standards, but improvement in information accessibility and specificity could significantly enhance operator experiences and compliance.</w:t>
+        <w:t>4. Key Findings</w:t>
+        <w:br/>
+        <w:br/>
+        <w:t>- No dedicated online resource for food truck information found.</w:t>
+        <w:br/>
+        <w:t>- Specific operation times and restrictions detailed.</w:t>
+        <w:br/>
+        <w:t>- Penalty information provided in general terms.</w:t>
+        <w:br/>
+        <w:t>- Document details a variety of mobile vending operations and restrictions, but lacks connection to related online resources.</w:t>
+        <w:br/>
+        <w:br/>
+        <w:t>5. Recommendations</w:t>
+        <w:br/>
+        <w:br/>
+        <w:t>- Consider creating a dedicated webpage with direct links for food truck operators to vital information.</w:t>
+        <w:br/>
+        <w:t>- Develop an easy-to-understand application checklist.</w:t>
+        <w:br/>
+        <w:t>- Provide clear links to licensing and regulatory authorities.</w:t>
+        <w:br/>
+        <w:t>- Outline insurance and detailed operational requirements for both interior and exterior of food trucks.</w:t>
+        <w:br/>
+        <w:t>- Offer detailed maps and guidance on accessible private and municipal locations for operation.</w:t>
       </w:r>
     </w:p>
     <w:sectPr>
